--- a/Laboratorio/Documento_di_Visione.docx
+++ b/Laboratorio/Documento_di_Visione.docx
@@ -6,12 +6,15 @@
       <w:pPr>
         <w:spacing w:after="80"/>
         <w:jc w:val="center"/>
+        <w:rPr>
+          <w:color w:val="000000" w:themeColor="text1"/>
+        </w:rPr>
       </w:pPr>
       <w:r>
         <w:rPr>
           <w:b/>
           <w:bCs/>
-          <w:color w:val="9B1B1B"/>
+          <w:color w:val="000000" w:themeColor="text1"/>
           <w:sz w:val="40"/>
           <w:szCs w:val="40"/>
         </w:rPr>
@@ -21,7 +24,7 @@
         <w:rPr>
           <w:b/>
           <w:bCs/>
-          <w:color w:val="9B1B1B"/>
+          <w:color w:val="000000" w:themeColor="text1"/>
           <w:sz w:val="40"/>
           <w:szCs w:val="40"/>
         </w:rPr>
@@ -32,12 +35,15 @@
       <w:pPr>
         <w:pStyle w:val="Titolo2"/>
         <w:spacing w:before="300" w:after="120"/>
+        <w:rPr>
+          <w:color w:val="000000" w:themeColor="text1"/>
+        </w:rPr>
       </w:pPr>
       <w:r>
         <w:rPr>
           <w:b/>
           <w:bCs/>
-          <w:color w:val="9B1B1B"/>
+          <w:color w:val="000000" w:themeColor="text1"/>
           <w:sz w:val="24"/>
           <w:szCs w:val="24"/>
         </w:rPr>
@@ -47,7 +53,7 @@
         <w:rPr>
           <w:b/>
           <w:bCs/>
-          <w:color w:val="9B1B1B"/>
+          <w:color w:val="000000" w:themeColor="text1"/>
           <w:sz w:val="24"/>
           <w:szCs w:val="24"/>
         </w:rPr>
@@ -102,19 +108,22 @@
         <w:rPr>
           <w:color w:val="000000" w:themeColor="text1"/>
         </w:rPr>
-        <w:t>al termine possono lasciare una valutazione che contribuisce alla reputazione di chi ha condotto la sessione.</w:t>
+        <w:t>al termine possono lasciare una valutazione che contribuisce alla reputazione di chi ha condotto la sessione</w:t>
       </w:r>
     </w:p>
     <w:p>
       <w:pPr>
         <w:pStyle w:val="Titolo2"/>
         <w:spacing w:before="300" w:after="120"/>
+        <w:rPr>
+          <w:color w:val="000000" w:themeColor="text1"/>
+        </w:rPr>
       </w:pPr>
       <w:r>
         <w:rPr>
           <w:b/>
           <w:bCs/>
-          <w:color w:val="9B1B1B"/>
+          <w:color w:val="000000" w:themeColor="text1"/>
           <w:sz w:val="24"/>
           <w:szCs w:val="24"/>
         </w:rPr>
@@ -133,47 +142,32 @@
         <w:rPr>
           <w:color w:val="000000" w:themeColor="text1"/>
         </w:rPr>
-        <w:t xml:space="preserve">Studentesse e studenti universitari, in due ruoli distinti. Chi partecipa cerca chiarimenti mirati su argomenti in cui è in difficoltà, tipicamente in prossimità di un appello. Chi conduce l'appuntamento è uno studente che ha superato quell'esame di recente e mette a disposizione la propria preparazione, gestendo le richieste </w:t>
-      </w:r>
-      <w:proofErr w:type="spellStart"/>
-      <w:r>
-        <w:rPr>
-          <w:color w:val="000000" w:themeColor="text1"/>
-        </w:rPr>
-        <w:t>ricevute.</w:t>
+        <w:t>Studentesse e studenti universitari, in due ruoli distinti. Chi partecipa cerca chiarimenti mirati su argomenti in cui è in difficoltà, tipicamente in prossimità di un appello. Chi conduce l'appuntamento è uno studente che ha superato quell'esame di recente e mette a disposizione la propria preparazione, gestendo le richieste ricevute</w:t>
       </w:r>
     </w:p>
     <w:p>
       <w:pPr>
         <w:pStyle w:val="Titolo2"/>
         <w:spacing w:before="300" w:after="120"/>
+        <w:rPr>
+          <w:color w:val="000000" w:themeColor="text1"/>
+        </w:rPr>
       </w:pPr>
       <w:r>
         <w:rPr>
           <w:b/>
           <w:bCs/>
-          <w:color w:val="9B1B1B"/>
+          <w:color w:val="000000" w:themeColor="text1"/>
           <w:sz w:val="24"/>
           <w:szCs w:val="24"/>
         </w:rPr>
-        <w:t>Ambit</w:t>
-      </w:r>
-      <w:proofErr w:type="spellEnd"/>
+        <w:t>Ambito benefit e ricadute</w:t>
+      </w:r>
       <w:r>
         <w:rPr>
           <w:b/>
           <w:bCs/>
-          <w:color w:val="9B1B1B"/>
-          <w:sz w:val="24"/>
-          <w:szCs w:val="24"/>
-        </w:rPr>
-        <w:t>o benefit e ricadute</w:t>
-      </w:r>
-      <w:r>
-        <w:rPr>
-          <w:b/>
-          <w:bCs/>
-          <w:color w:val="9B1B1B"/>
+          <w:color w:val="000000" w:themeColor="text1"/>
           <w:sz w:val="24"/>
           <w:szCs w:val="24"/>
         </w:rPr>
